--- a/web-app/public/templates/LRQA_KETS_Plan_Quote_Template.docx
+++ b/web-app/public/templates/LRQA_KETS_Plan_Quote_Template.docx
@@ -2168,6 +2168,7 @@
           <w:sz w:val="28"/>
           <w:lang w:eastAsia="ko-KR"/>
         </w:rPr>
+        <w:pageBreakBefore/>
       </w:pPr>
       <w:r>
         <w:rPr>
